--- a/Research_Proposal_Ashman_Roonz.docx
+++ b/Research_Proposal_Ashman_Roonz.docx
@@ -387,7 +387,55 @@
         <w:pStyle w:val="Heading2"/>
       </w:pPr>
       <w:r>
-        <w:t xml:space="preserve">3.3 Published Body of Work</w:t>
+        <w:t xml:space="preserve">3.3 Secondary Case Study: Sustained Noble Lie Patterns in Online Wellness Content</w:t>
+      </w:r>
+    </w:p>
+    <w:p>
+      <w:pPr>
+        <w:spacing w:after="200"/>
+      </w:pPr>
+      <w:r>
+        <w:t xml:space="preserve">A second application of the framework was conducted in March 2026 against a public Instagram account (@globalmoleculeawakening, approximately 12,200 followers) operating under the category “Education” and describing itself as “Redefining spiritual psychology” and “Experience based Awakening Guidance.” The account monetizes its content through paid one-on-one guidance sessions. Unlike the single-post analysis in Section 3.2, this case study examines a sustained content pattern across multiple posts, revealing how the Noble Lie operates not as an isolated rhetorical failure but as a systematic, monetized content strategy.</w:t>
+      </w:r>
+    </w:p>
+    <w:p>
+      <w:pPr>
+        <w:spacing w:after="200"/>
+      </w:pPr>
+      <w:r>
+        <w:t xml:space="preserve">The account’s content grid displays a consistent pattern of delegitimizing survivor language. Representative post titles include: “You’re Gaslighting Me” (presented in quotation marks to frame the claim as performative rather than descriptive), “The Empath’s Ego” (reframing empathic distress as narcissistic self-concern), “My Partner Still Doesn’t Validate Me” (accompanied by laughing emojis to mock the need for relational validation), and “My Partner’s Been ‘Abusing’ Me” (with “abusing” placed in scare quotes to signal that the experience is fabricated or exaggerated). One video is captioned: “‘They gaslit me’ is an unconscious projection,” which pre-emptively recategorizes any naming of gaslighting as evidence of the victim’s own pathology.</w:t>
+      </w:r>
+    </w:p>
+    <w:p>
+      <w:pPr>
+        <w:spacing w:after="200"/>
+      </w:pPr>
+      <w:r>
+        <w:t xml:space="preserve">A representative long-form post from the account states that “toxic relationships are actually initiations,” that “no one is being ‘abused,’ least not being ‘gaslit,’” and that survivors who pursue legal protection are engaged in ego defence: “people [will] take people to court over making serious claims, all to keep the wounds safe and remain the good, correct, superior, and better person which is the ego doing its magic.” The post concludes by framing the narcissistic abuser as the agent of the victim’s spiritual growth, summarized elsewhere on the account as “narcissists are our awakening.”</w:t>
+      </w:r>
+    </w:p>
+    <w:p>
+      <w:pPr>
+        <w:spacing w:after="200"/>
+      </w:pPr>
+      <w:r>
+        <w:t xml:space="preserve">Applying the four-pillar diagnostic, the account’s content displays comprehensive Noble Lie characteristics. Plasticity failure: a rigid interpretive frame is imposed in which all relational distress is mutual projection, with no structural capacity to accommodate the possibility of asymmetric harm. Access failure: the account selectively deploys the psychological concept of projection while systematically excluding the coercive control literature, betrayal trauma theory, and the empirical research on narcissistic empathy deficits. Curiosity failure: others’ lived experience of abuse is declared to be something other than what it is (“that is their stuff”), rather than received and examined on its own terms. Validation failure: agreement is coerced through rhetorical shaming (“that’s the bit no one wants to face”) and through the implied framework that disagreement itself constitutes evidence of the disagreer’s unresolved wounds.</w:t>
+      </w:r>
+    </w:p>
+    <w:p>
+      <w:pPr>
+        <w:spacing w:after="200"/>
+      </w:pPr>
+      <w:r>
+        <w:t xml:space="preserve">This case study extends the findings of Section 3.2 in two significant respects. First, it demonstrates the framework’s capacity to diagnose Noble Lie patterns across a body of content rather than a single post, identifying the structural consistency that distinguishes a systematic content strategy from an isolated rhetorical misstep. Second, the monetization pipeline (free content that delegitimizes survivor experience, funnelling audiences toward paid one-on-one sessions) introduces an additional ethical dimension: the Noble Lie is not merely performed but commercialized, creating a financial incentive structure that rewards the continued production of content structurally aligned with DARVO and victim-blaming mechanisms. The account’s core proposition, that the narcissist is the victim’s healer, inverts the abuser-victim relationship in precisely the manner the Circumpunct framework predicts when ethical form is preserved while ethical function is killed.</w:t>
+      </w:r>
+    </w:p>
+    <w:p>
+      <w:pPr>
+        <w:pStyle w:val="Heading2"/>
+      </w:pPr>
+      <w:r>
+        <w:t xml:space="preserve">3.4 Published Body of Work</w:t>
       </w:r>
     </w:p>
     <w:p>

--- a/Research_Proposal_Ashman_Roonz.docx
+++ b/Research_Proposal_Ashman_Roonz.docx
@@ -435,7 +435,55 @@
         <w:pStyle w:val="Heading2"/>
       </w:pPr>
       <w:r>
-        <w:t xml:space="preserve">3.4 Published Body of Work</w:t>
+        <w:t xml:space="preserve">3.4 Tertiary Case Study: The Commercialized Reconnection Pipeline</w:t>
+      </w:r>
+    </w:p>
+    <w:p>
+      <w:pPr>
+        <w:spacing w:after="200"/>
+      </w:pPr>
+      <w:r>
+        <w:t xml:space="preserve">A third application of the framework was conducted in March 2026 against Relatio (getrelatio.com), a subscription-based relationship app with over one million users, a 4.5 Trustpilot rating across 724 reviews, and paid plans ranging from $7.99 weekly to $49.99 annually. The app is registered in Limassol, Cyprus and markets itself under the tagline “Redefine your relationship.” Its Instagram account (@getrelatio, approximately 26,000 followers) states in its bio: “We know how to Get Your Ex Back.”</w:t>
+      </w:r>
+    </w:p>
+    <w:p>
+      <w:pPr>
+        <w:spacing w:after="200"/>
+      </w:pPr>
+      <w:r>
+        <w:t xml:space="preserve">Unlike the Instagram account analysed in Section 3.3, which overtly mocks survivor language, Relatio presents a polished, wellness-coded interface. Its website claims “consent-first reconnection” and states it “never contacts anyone on your behalf.” However, analysis of the account’s public content reveals a structural problem the Circumpunct framework identifies precisely: the content never screens for abuse. Representative posts include: “How to get your EX BACK” (a four-step reconnection plan), “How to Flirt With an Ex to Get Them Back,” “She already knows you want another chance,” and “‘No contact’ didn’t work until I started doing it right” (accompanied by a scripted re-engagement message). The content presupposes that the breakup was a mistake to be reversed, never a boundary to be respected.</w:t>
+      </w:r>
+    </w:p>
+    <w:p>
+      <w:pPr>
+        <w:spacing w:after="200"/>
+      </w:pPr>
+      <w:r>
+        <w:t xml:space="preserve">The framework identifies Relatio as operating a dual-harm structure. For the person whose partner left an abusive relationship, the app functions as a hoover toolkit: it provides scripts, timing strategies, and a step-by-step reconnection plan to breach the boundary someone set by leaving. “No contact” (which in the coercive control literature is a protective boundary set by the person escaping harm) is reframed as a strategy to be optimized. For the person who was discarded after being abused, the app functions as a hope machine that maintains emotional tethering to the person who harmed them, selling the idea that the relationship can be repaired if the victim works on themselves. In both cases, the app occupies the abuse cycle itself, automated and monetized, giving abusers tools to re-establish access and giving victims reasons to keep the door open.</w:t>
+      </w:r>
+    </w:p>
+    <w:p>
+      <w:pPr>
+        <w:spacing w:after="200"/>
+      </w:pPr>
+      <w:r>
+        <w:t xml:space="preserve">Applying the four-pillar diagnostic: Plasticity failure occurs because the app’s entire framework presupposes that reconnection is the goal, with no structural capacity to accommodate the possibility that the breakup was an act of self-preservation. Access failure occurs because the reconnection methodology draws selectively on attachment theory and communication research while systematically excluding the coercive control literature, betrayal trauma theory, and the empirical research on post-separation abuse. Curiosity failure occurs because the app declares what the breakup means (a problem to be solved) rather than receiving what it might actually be (a boundary to be honoured). Validation failure occurs because the “consent-first” claim on the website is contradicted by content that presumes the other person’s willingness: “She already knows you want another chance” is presumption, not consent.</w:t>
+      </w:r>
+    </w:p>
+    <w:p>
+      <w:pPr>
+        <w:spacing w:after="200"/>
+      </w:pPr>
+      <w:r>
+        <w:t xml:space="preserve">This case study extends the analytical scope of the research program in two respects. First, it demonstrates the framework’s capacity to diagnose Noble Lie characteristics in a commercially scaled product (one million users, venture-grade metrics) rather than individual content creators, establishing that the problem is not limited to fringe accounts but is embedded in mainstream wellness technology. Second, it introduces a structural category absent from the previous case studies: the Noble Lie as platform infrastructure, where the ethical failure is not in the content creator’s rhetoric but in the product architecture itself, which serves both sides of the abuse dynamic without distinguishing between them.</w:t>
+      </w:r>
+    </w:p>
+    <w:p>
+      <w:pPr>
+        <w:pStyle w:val="Heading2"/>
+      </w:pPr>
+      <w:r>
+        <w:t xml:space="preserve">3.5 Published Body of Work</w:t>
       </w:r>
     </w:p>
     <w:p>
